--- a/PUBLISHED/biol-1/ALL_FILES/module-05-membranes-keys-to-success.docx
+++ b/PUBLISHED/biol-1/ALL_FILES/module-05-membranes-keys-to-success.docx
@@ -3,11 +3,17 @@
 <w:document xmlns:wpc="http://schemas.microsoft.com/office/word/2010/wordprocessingCanvas" xmlns:mo="http://schemas.microsoft.com/office/mac/office/2008/main" xmlns:mc="http://schemas.openxmlformats.org/markup-compatibility/2006" xmlns:mv="urn:schemas-microsoft-com:mac:vml" xmlns:o="urn:schemas-microsoft-com:office:office" xmlns:r="http://schemas.openxmlformats.org/officeDocument/2006/relationships" xmlns:m="http://schemas.openxmlformats.org/officeDocument/2006/math" xmlns:v="urn:schemas-microsoft-com:vml" xmlns:wp14="http://schemas.microsoft.com/office/word/2010/wordprocessingDrawing" xmlns:wp="http://schemas.openxmlformats.org/drawingml/2006/wordprocessingDrawing" xmlns:w10="urn:schemas-microsoft-com:office:word" xmlns:w="http://schemas.openxmlformats.org/wordprocessingml/2006/main" xmlns:w14="http://schemas.microsoft.com/office/word/2010/wordml" xmlns:wpg="http://schemas.microsoft.com/office/word/2010/wordprocessingGroup" xmlns:wpi="http://schemas.microsoft.com/office/word/2010/wordprocessingInk" xmlns:wne="http://schemas.microsoft.com/office/word/2006/wordml" xmlns:wps="http://schemas.microsoft.com/office/word/2010/wordprocessingShape" mc:Ignorable="w14 wp14">
   <w:body>
     <w:p>
+      <w:pPr>
+        <w:pStyle w:val="Heading1"/>
+      </w:pPr>
       <w:r>
         <w:t>Module 5: Membranes — Keys to Success</w:t>
       </w:r>
     </w:p>
     <w:p>
+      <w:pPr>
+        <w:pStyle w:val="Heading2"/>
+      </w:pPr>
       <w:r>
         <w:t>Learning Objectives</w:t>
       </w:r>
@@ -19,17 +25,540 @@
     </w:p>
     <w:p>
       <w:r>
-        <w:t>Describe the fluid mosaic model  Explain the structure and function of phospholipids  Distinguish passive from active transport  Predict osmosis in different solutions  Compare types of bulk transport   Key Terms to Know</w:t>
+        <w:t xml:space="preserve">1. </w:t>
+      </w:r>
+      <w:r>
+        <w:t>Describe the fluid mosaic model</w:t>
       </w:r>
     </w:p>
     <w:p>
       <w:r>
-        <w:t>Fluid Mosaic Model — Membrane with floating proteins in a phospholipid bilayer  Phospholipid — Molecule with hydrophilic head and hydrophobic tails  Selective Permeability — Membrane controls what enters and exits  Diffusion — Movement from high to low concentration  Osmosis — Diffusion of water across a membrane  Facilitated Diffusion — Diffusion with help of proteins  Active Transport — Uses ATP to move against gradient  Isotonic — Equal solute concentration inside and outside  Hypertonic — Higher solute concentration outside  Hypotonic — Lower solute concentration outside  Endocytosis — Bringing materials into cell  Exocytosis — Releasing materials from cell   Key Concepts</w:t>
+        <w:t xml:space="preserve">2. </w:t>
+      </w:r>
+      <w:r>
+        <w:t>Explain the structure and function of phospholipids</w:t>
       </w:r>
     </w:p>
     <w:p>
       <w:r>
-        <w:t>Transport Type  Energy?  Direction  Example      Simple Diffusion  No  High → Low  O₂, CO₂    Facilitated Diffusion  No  High → Low  Glucose    Active Transport  Yes  Low → High  Na⁺/K⁺ pump    Endocytosis  Yes  Into cell  Phagocytosis    Exocytosis  Yes  Out of cell  Secretion     Study Tips</w:t>
+        <w:t xml:space="preserve">3. </w:t>
+      </w:r>
+      <w:r>
+        <w:t>Distinguish passive from active transport</w:t>
+      </w:r>
+    </w:p>
+    <w:p>
+      <w:r>
+        <w:t xml:space="preserve">4. </w:t>
+      </w:r>
+      <w:r>
+        <w:t>Predict osmosis in different solutions</w:t>
+      </w:r>
+    </w:p>
+    <w:p>
+      <w:r>
+        <w:t xml:space="preserve">5. </w:t>
+      </w:r>
+      <w:r>
+        <w:t>Compare types of bulk transport</w:t>
+      </w:r>
+    </w:p>
+    <w:p>
+      <w:pPr>
+        <w:pStyle w:val="Heading2"/>
+      </w:pPr>
+      <w:r>
+        <w:t>Key Terms to Know</w:t>
+      </w:r>
+    </w:p>
+    <w:p>
+      <w:r>
+        <w:t xml:space="preserve">• </w:t>
+      </w:r>
+      <w:r>
+        <w:rPr>
+          <w:b/>
+        </w:rPr>
+        <w:t>Fluid Mosaic Model</w:t>
+      </w:r>
+      <w:r>
+        <w:t xml:space="preserve"> — Membrane with floating proteins in a phospholipid bilayer</w:t>
+      </w:r>
+    </w:p>
+    <w:p>
+      <w:r>
+        <w:t xml:space="preserve">• </w:t>
+      </w:r>
+      <w:r>
+        <w:rPr>
+          <w:b/>
+        </w:rPr>
+        <w:t>Phospholipid</w:t>
+      </w:r>
+      <w:r>
+        <w:t xml:space="preserve"> — Molecule with hydrophilic head and hydrophobic tails</w:t>
+      </w:r>
+    </w:p>
+    <w:p>
+      <w:r>
+        <w:t xml:space="preserve">• </w:t>
+      </w:r>
+      <w:r>
+        <w:rPr>
+          <w:b/>
+        </w:rPr>
+        <w:t>Selective Permeability</w:t>
+      </w:r>
+      <w:r>
+        <w:t xml:space="preserve"> — Membrane controls what enters and exits</w:t>
+      </w:r>
+    </w:p>
+    <w:p>
+      <w:r>
+        <w:t xml:space="preserve">• </w:t>
+      </w:r>
+      <w:r>
+        <w:rPr>
+          <w:b/>
+        </w:rPr>
+        <w:t>Diffusion</w:t>
+      </w:r>
+      <w:r>
+        <w:t xml:space="preserve"> — Movement from high to low concentration</w:t>
+      </w:r>
+    </w:p>
+    <w:p>
+      <w:r>
+        <w:t xml:space="preserve">• </w:t>
+      </w:r>
+      <w:r>
+        <w:rPr>
+          <w:b/>
+        </w:rPr>
+        <w:t>Osmosis</w:t>
+      </w:r>
+      <w:r>
+        <w:t xml:space="preserve"> — Diffusion of water across a membrane</w:t>
+      </w:r>
+    </w:p>
+    <w:p>
+      <w:r>
+        <w:t xml:space="preserve">• </w:t>
+      </w:r>
+      <w:r>
+        <w:rPr>
+          <w:b/>
+        </w:rPr>
+        <w:t>Facilitated Diffusion</w:t>
+      </w:r>
+      <w:r>
+        <w:t xml:space="preserve"> — Diffusion with help of proteins</w:t>
+      </w:r>
+    </w:p>
+    <w:p>
+      <w:r>
+        <w:t xml:space="preserve">• </w:t>
+      </w:r>
+      <w:r>
+        <w:rPr>
+          <w:b/>
+        </w:rPr>
+        <w:t>Active Transport</w:t>
+      </w:r>
+      <w:r>
+        <w:t xml:space="preserve"> — Uses ATP to move against gradient</w:t>
+      </w:r>
+    </w:p>
+    <w:p>
+      <w:r>
+        <w:t xml:space="preserve">• </w:t>
+      </w:r>
+      <w:r>
+        <w:rPr>
+          <w:b/>
+        </w:rPr>
+        <w:t>Isotonic</w:t>
+      </w:r>
+      <w:r>
+        <w:t xml:space="preserve"> — Equal solute concentration inside and outside</w:t>
+      </w:r>
+    </w:p>
+    <w:p>
+      <w:r>
+        <w:t xml:space="preserve">• </w:t>
+      </w:r>
+      <w:r>
+        <w:rPr>
+          <w:b/>
+        </w:rPr>
+        <w:t>Hypertonic</w:t>
+      </w:r>
+      <w:r>
+        <w:t xml:space="preserve"> — Higher solute concentration outside</w:t>
+      </w:r>
+    </w:p>
+    <w:p>
+      <w:r>
+        <w:t xml:space="preserve">• </w:t>
+      </w:r>
+      <w:r>
+        <w:rPr>
+          <w:b/>
+        </w:rPr>
+        <w:t>Hypotonic</w:t>
+      </w:r>
+      <w:r>
+        <w:t xml:space="preserve"> — Lower solute concentration outside</w:t>
+      </w:r>
+    </w:p>
+    <w:p>
+      <w:r>
+        <w:t xml:space="preserve">• </w:t>
+      </w:r>
+      <w:r>
+        <w:rPr>
+          <w:b/>
+        </w:rPr>
+        <w:t>Endocytosis</w:t>
+      </w:r>
+      <w:r>
+        <w:t xml:space="preserve"> — Bringing materials into cell</w:t>
+      </w:r>
+    </w:p>
+    <w:p>
+      <w:r>
+        <w:t xml:space="preserve">• </w:t>
+      </w:r>
+      <w:r>
+        <w:rPr>
+          <w:b/>
+        </w:rPr>
+        <w:t>Exocytosis</w:t>
+      </w:r>
+      <w:r>
+        <w:t xml:space="preserve"> — Releasing materials from cell</w:t>
+      </w:r>
+    </w:p>
+    <w:p>
+      <w:pPr>
+        <w:pStyle w:val="Heading2"/>
+      </w:pPr>
+      <w:r>
+        <w:t>Key Concepts</w:t>
+      </w:r>
+    </w:p>
+    <w:tbl>
+      <w:tblPr>
+        <w:tblW w:type="auto" w:w="0"/>
+        <w:tblLook w:firstColumn="1" w:firstRow="1" w:lastColumn="0" w:lastRow="0" w:noHBand="0" w:noVBand="1" w:val="04A0"/>
+      </w:tblPr>
+      <w:tblGrid>
+        <w:gridCol w:w="2160"/>
+        <w:gridCol w:w="2160"/>
+        <w:gridCol w:w="2160"/>
+        <w:gridCol w:w="2160"/>
+      </w:tblGrid>
+      <w:tr>
+        <w:tc>
+          <w:tcPr>
+            <w:tcW w:type="dxa" w:w="2160"/>
+          </w:tcPr>
+          <w:p>
+            <w:r>
+              <w:t>Transport Type</w:t>
+            </w:r>
+          </w:p>
+        </w:tc>
+        <w:tc>
+          <w:tcPr>
+            <w:tcW w:type="dxa" w:w="2160"/>
+          </w:tcPr>
+          <w:p>
+            <w:r>
+              <w:t>Energy?</w:t>
+            </w:r>
+          </w:p>
+        </w:tc>
+        <w:tc>
+          <w:tcPr>
+            <w:tcW w:type="dxa" w:w="2160"/>
+          </w:tcPr>
+          <w:p>
+            <w:r>
+              <w:t>Direction</w:t>
+            </w:r>
+          </w:p>
+        </w:tc>
+        <w:tc>
+          <w:tcPr>
+            <w:tcW w:type="dxa" w:w="2160"/>
+          </w:tcPr>
+          <w:p>
+            <w:r>
+              <w:t>Example</w:t>
+            </w:r>
+          </w:p>
+        </w:tc>
+      </w:tr>
+      <w:tr>
+        <w:tc>
+          <w:tcPr>
+            <w:tcW w:type="dxa" w:w="2160"/>
+          </w:tcPr>
+          <w:p>
+            <w:r>
+              <w:t>Simple Diffusion</w:t>
+            </w:r>
+          </w:p>
+        </w:tc>
+        <w:tc>
+          <w:tcPr>
+            <w:tcW w:type="dxa" w:w="2160"/>
+          </w:tcPr>
+          <w:p>
+            <w:r>
+              <w:t>No</w:t>
+            </w:r>
+          </w:p>
+        </w:tc>
+        <w:tc>
+          <w:tcPr>
+            <w:tcW w:type="dxa" w:w="2160"/>
+          </w:tcPr>
+          <w:p>
+            <w:r>
+              <w:t>High → Low</w:t>
+            </w:r>
+          </w:p>
+        </w:tc>
+        <w:tc>
+          <w:tcPr>
+            <w:tcW w:type="dxa" w:w="2160"/>
+          </w:tcPr>
+          <w:p>
+            <w:r>
+              <w:t>O₂, CO₂</w:t>
+            </w:r>
+          </w:p>
+        </w:tc>
+      </w:tr>
+      <w:tr>
+        <w:tc>
+          <w:tcPr>
+            <w:tcW w:type="dxa" w:w="2160"/>
+          </w:tcPr>
+          <w:p>
+            <w:r>
+              <w:t>Facilitated Diffusion</w:t>
+            </w:r>
+          </w:p>
+        </w:tc>
+        <w:tc>
+          <w:tcPr>
+            <w:tcW w:type="dxa" w:w="2160"/>
+          </w:tcPr>
+          <w:p>
+            <w:r>
+              <w:t>No</w:t>
+            </w:r>
+          </w:p>
+        </w:tc>
+        <w:tc>
+          <w:tcPr>
+            <w:tcW w:type="dxa" w:w="2160"/>
+          </w:tcPr>
+          <w:p>
+            <w:r>
+              <w:t>High → Low</w:t>
+            </w:r>
+          </w:p>
+        </w:tc>
+        <w:tc>
+          <w:tcPr>
+            <w:tcW w:type="dxa" w:w="2160"/>
+          </w:tcPr>
+          <w:p>
+            <w:r>
+              <w:t>Glucose</w:t>
+            </w:r>
+          </w:p>
+        </w:tc>
+      </w:tr>
+      <w:tr>
+        <w:tc>
+          <w:tcPr>
+            <w:tcW w:type="dxa" w:w="2160"/>
+          </w:tcPr>
+          <w:p>
+            <w:r>
+              <w:t>Active Transport</w:t>
+            </w:r>
+          </w:p>
+        </w:tc>
+        <w:tc>
+          <w:tcPr>
+            <w:tcW w:type="dxa" w:w="2160"/>
+          </w:tcPr>
+          <w:p>
+            <w:r>
+              <w:t>Yes</w:t>
+            </w:r>
+          </w:p>
+        </w:tc>
+        <w:tc>
+          <w:tcPr>
+            <w:tcW w:type="dxa" w:w="2160"/>
+          </w:tcPr>
+          <w:p>
+            <w:r>
+              <w:t>Low → High</w:t>
+            </w:r>
+          </w:p>
+        </w:tc>
+        <w:tc>
+          <w:tcPr>
+            <w:tcW w:type="dxa" w:w="2160"/>
+          </w:tcPr>
+          <w:p>
+            <w:r>
+              <w:t>Na⁺/K⁺ pump</w:t>
+            </w:r>
+          </w:p>
+        </w:tc>
+      </w:tr>
+      <w:tr>
+        <w:tc>
+          <w:tcPr>
+            <w:tcW w:type="dxa" w:w="2160"/>
+          </w:tcPr>
+          <w:p>
+            <w:r>
+              <w:t>Endocytosis</w:t>
+            </w:r>
+          </w:p>
+        </w:tc>
+        <w:tc>
+          <w:tcPr>
+            <w:tcW w:type="dxa" w:w="2160"/>
+          </w:tcPr>
+          <w:p>
+            <w:r>
+              <w:t>Yes</w:t>
+            </w:r>
+          </w:p>
+        </w:tc>
+        <w:tc>
+          <w:tcPr>
+            <w:tcW w:type="dxa" w:w="2160"/>
+          </w:tcPr>
+          <w:p>
+            <w:r>
+              <w:t>Into cell</w:t>
+            </w:r>
+          </w:p>
+        </w:tc>
+        <w:tc>
+          <w:tcPr>
+            <w:tcW w:type="dxa" w:w="2160"/>
+          </w:tcPr>
+          <w:p>
+            <w:r>
+              <w:t>Phagocytosis</w:t>
+            </w:r>
+          </w:p>
+        </w:tc>
+      </w:tr>
+      <w:tr>
+        <w:tc>
+          <w:tcPr>
+            <w:tcW w:type="dxa" w:w="2160"/>
+          </w:tcPr>
+          <w:p>
+            <w:r>
+              <w:t>Exocytosis</w:t>
+            </w:r>
+          </w:p>
+        </w:tc>
+        <w:tc>
+          <w:tcPr>
+            <w:tcW w:type="dxa" w:w="2160"/>
+          </w:tcPr>
+          <w:p>
+            <w:r>
+              <w:t>Yes</w:t>
+            </w:r>
+          </w:p>
+        </w:tc>
+        <w:tc>
+          <w:tcPr>
+            <w:tcW w:type="dxa" w:w="2160"/>
+          </w:tcPr>
+          <w:p>
+            <w:r>
+              <w:t>Out of cell</w:t>
+            </w:r>
+          </w:p>
+        </w:tc>
+        <w:tc>
+          <w:tcPr>
+            <w:tcW w:type="dxa" w:w="2160"/>
+          </w:tcPr>
+          <w:p>
+            <w:r>
+              <w:t>Secretion</w:t>
+            </w:r>
+          </w:p>
+        </w:tc>
+      </w:tr>
+    </w:tbl>
+    <w:p>
+      <w:pPr>
+        <w:pStyle w:val="Heading2"/>
+      </w:pPr>
+      <w:r>
+        <w:t>Study Tips</w:t>
+      </w:r>
+    </w:p>
+    <w:p>
+      <w:r>
+        <w:t xml:space="preserve">1. </w:t>
+      </w:r>
+      <w:r>
+        <w:rPr>
+          <w:b/>
+        </w:rPr>
+        <w:t>Draw the phospholipid bilayer</w:t>
+      </w:r>
+      <w:r>
+        <w:t xml:space="preserve"> — Label heads and tails</w:t>
+      </w:r>
+    </w:p>
+    <w:p>
+      <w:r>
+        <w:t xml:space="preserve">2. </w:t>
+      </w:r>
+      <w:r>
+        <w:rPr>
+          <w:b/>
+        </w:rPr>
+        <w:t>Memorize tonicity effects</w:t>
+      </w:r>
+      <w:r>
+        <w:t xml:space="preserve"> — Hypo = swell; Hyper = shrink</w:t>
+      </w:r>
+    </w:p>
+    <w:p>
+      <w:r>
+        <w:t xml:space="preserve">3. </w:t>
+      </w:r>
+      <w:r>
+        <w:rPr>
+          <w:b/>
+        </w:rPr>
+        <w:t>Know the Na⁺/K⁺ pump</w:t>
+      </w:r>
+      <w:r>
+        <w:t xml:space="preserve"> — 3 Na⁺ out, 2 K⁺ in, uses ATP</w:t>
       </w:r>
     </w:p>
     <w:sectPr>

--- a/PUBLISHED/biol-1/ALL_FILES/module-05-membranes-keys-to-success.docx
+++ b/PUBLISHED/biol-1/ALL_FILES/module-05-membranes-keys-to-success.docx
@@ -7,7 +7,7 @@
         <w:pStyle w:val="Heading1"/>
       </w:pPr>
       <w:r>
-        <w:t>Module 5: Membranes — Keys to Success</w:t>
+        <w:t>Module 5: Membranes - Keys to Success</w:t>
       </w:r>
     </w:p>
     <w:p>
@@ -28,7 +28,7 @@
         <w:t xml:space="preserve">1. </w:t>
       </w:r>
       <w:r>
-        <w:t>Describe the fluid mosaic model</w:t>
+        <w:t>Describe how phospholipid structure creates a bilayer.</w:t>
       </w:r>
     </w:p>
     <w:p>
@@ -36,7 +36,7 @@
         <w:t xml:space="preserve">2. </w:t>
       </w:r>
       <w:r>
-        <w:t>Explain the structure and function of phospholipids</w:t>
+        <w:t>Predict which molecules cross membranes easily.</w:t>
       </w:r>
     </w:p>
     <w:p>
@@ -44,7 +44,7 @@
         <w:t xml:space="preserve">3. </w:t>
       </w:r>
       <w:r>
-        <w:t>Distinguish passive from active transport</w:t>
+        <w:t>Compare passive and active transport.</w:t>
       </w:r>
     </w:p>
     <w:p>
@@ -52,7 +52,7 @@
         <w:t xml:space="preserve">4. </w:t>
       </w:r>
       <w:r>
-        <w:t>Predict osmosis in different solutions</w:t>
+        <w:t>Use concentration gradients to explain movement across membranes.</w:t>
       </w:r>
     </w:p>
     <w:p>
@@ -60,7 +60,55 @@
         <w:t xml:space="preserve">5. </w:t>
       </w:r>
       <w:r>
-        <w:t>Compare types of bulk transport</w:t>
+        <w:t>Predict osmosis outcomes in hypotonic, isotonic, and hypertonic conditions.</w:t>
+      </w:r>
+    </w:p>
+    <w:p>
+      <w:pPr>
+        <w:pStyle w:val="Heading2"/>
+      </w:pPr>
+      <w:r>
+        <w:t>Topics</w:t>
+      </w:r>
+    </w:p>
+    <w:p>
+      <w:r>
+        <w:t xml:space="preserve">• </w:t>
+      </w:r>
+      <w:r>
+        <w:t>Phospholipid bilayer structure</w:t>
+      </w:r>
+    </w:p>
+    <w:p>
+      <w:r>
+        <w:t xml:space="preserve">• </w:t>
+      </w:r>
+      <w:r>
+        <w:t>Selective permeability</w:t>
+      </w:r>
+    </w:p>
+    <w:p>
+      <w:r>
+        <w:t xml:space="preserve">• </w:t>
+      </w:r>
+      <w:r>
+        <w:t>Passive transport</w:t>
+      </w:r>
+    </w:p>
+    <w:p>
+      <w:r>
+        <w:t xml:space="preserve">• </w:t>
+      </w:r>
+      <w:r>
+        <w:t>Active transport</w:t>
+      </w:r>
+    </w:p>
+    <w:p>
+      <w:r>
+        <w:t xml:space="preserve">• </w:t>
+      </w:r>
+      <w:r>
+        <w:t>Osmosis and cell environments</w:t>
       </w:r>
     </w:p>
     <w:p>
@@ -79,10 +127,10 @@
         <w:rPr>
           <w:b/>
         </w:rPr>
-        <w:t>Fluid Mosaic Model</w:t>
+        <w:t>Phospholipid</w:t>
       </w:r>
       <w:r>
-        <w:t xml:space="preserve"> — Membrane with floating proteins in a phospholipid bilayer</w:t>
+        <w:t xml:space="preserve"> - Molecule with a hydrophilic head and hydrophobic tails.</w:t>
       </w:r>
     </w:p>
     <w:p>
@@ -93,10 +141,10 @@
         <w:rPr>
           <w:b/>
         </w:rPr>
-        <w:t>Phospholipid</w:t>
+        <w:t>Bilayer</w:t>
       </w:r>
       <w:r>
-        <w:t xml:space="preserve"> — Molecule with hydrophilic head and hydrophobic tails</w:t>
+        <w:t xml:space="preserve"> - Double layer of phospholipids forming a membrane.</w:t>
       </w:r>
     </w:p>
     <w:p>
@@ -107,10 +155,10 @@
         <w:rPr>
           <w:b/>
         </w:rPr>
-        <w:t>Selective Permeability</w:t>
+        <w:t>Selective permeability</w:t>
       </w:r>
       <w:r>
-        <w:t xml:space="preserve"> — Membrane controls what enters and exits</w:t>
+        <w:t xml:space="preserve"> - Property of allowing some substances through more easily than others.</w:t>
       </w:r>
     </w:p>
     <w:p>
@@ -124,7 +172,7 @@
         <w:t>Diffusion</w:t>
       </w:r>
       <w:r>
-        <w:t xml:space="preserve"> — Movement from high to low concentration</w:t>
+        <w:t xml:space="preserve"> - Net movement from high to low concentration.</w:t>
       </w:r>
     </w:p>
     <w:p>
@@ -138,7 +186,7 @@
         <w:t>Osmosis</w:t>
       </w:r>
       <w:r>
-        <w:t xml:space="preserve"> — Diffusion of water across a membrane</w:t>
+        <w:t xml:space="preserve"> - Diffusion of water across a selectively permeable membrane.</w:t>
       </w:r>
     </w:p>
     <w:p>
@@ -149,10 +197,10 @@
         <w:rPr>
           <w:b/>
         </w:rPr>
-        <w:t>Facilitated Diffusion</w:t>
+        <w:t>Facilitated diffusion</w:t>
       </w:r>
       <w:r>
-        <w:t xml:space="preserve"> — Diffusion with help of proteins</w:t>
+        <w:t xml:space="preserve"> - Passive transport through membrane proteins.</w:t>
       </w:r>
     </w:p>
     <w:p>
@@ -163,10 +211,10 @@
         <w:rPr>
           <w:b/>
         </w:rPr>
-        <w:t>Active Transport</w:t>
+        <w:t>Active transport</w:t>
       </w:r>
       <w:r>
-        <w:t xml:space="preserve"> — Uses ATP to move against gradient</w:t>
+        <w:t xml:space="preserve"> - Energy-requiring movement against a gradient.</w:t>
       </w:r>
     </w:p>
     <w:p>
@@ -177,66 +225,10 @@
         <w:rPr>
           <w:b/>
         </w:rPr>
-        <w:t>Isotonic</w:t>
+        <w:t>Tonicity</w:t>
       </w:r>
       <w:r>
-        <w:t xml:space="preserve"> — Equal solute concentration inside and outside</w:t>
-      </w:r>
-    </w:p>
-    <w:p>
-      <w:r>
-        <w:t xml:space="preserve">• </w:t>
-      </w:r>
-      <w:r>
-        <w:rPr>
-          <w:b/>
-        </w:rPr>
-        <w:t>Hypertonic</w:t>
-      </w:r>
-      <w:r>
-        <w:t xml:space="preserve"> — Higher solute concentration outside</w:t>
-      </w:r>
-    </w:p>
-    <w:p>
-      <w:r>
-        <w:t xml:space="preserve">• </w:t>
-      </w:r>
-      <w:r>
-        <w:rPr>
-          <w:b/>
-        </w:rPr>
-        <w:t>Hypotonic</w:t>
-      </w:r>
-      <w:r>
-        <w:t xml:space="preserve"> — Lower solute concentration outside</w:t>
-      </w:r>
-    </w:p>
-    <w:p>
-      <w:r>
-        <w:t xml:space="preserve">• </w:t>
-      </w:r>
-      <w:r>
-        <w:rPr>
-          <w:b/>
-        </w:rPr>
-        <w:t>Endocytosis</w:t>
-      </w:r>
-      <w:r>
-        <w:t xml:space="preserve"> — Bringing materials into cell</w:t>
-      </w:r>
-    </w:p>
-    <w:p>
-      <w:r>
-        <w:t xml:space="preserve">• </w:t>
-      </w:r>
-      <w:r>
-        <w:rPr>
-          <w:b/>
-        </w:rPr>
-        <w:t>Exocytosis</w:t>
-      </w:r>
-      <w:r>
-        <w:t xml:space="preserve"> — Releasing materials from cell</w:t>
+        <w:t xml:space="preserve"> - Relative solute condition that predicts water movement.</w:t>
       </w:r>
     </w:p>
     <w:p>
@@ -244,273 +236,49 @@
         <w:pStyle w:val="Heading2"/>
       </w:pPr>
       <w:r>
-        <w:t>Key Concepts</w:t>
+        <w:t>Core Contents</w:t>
       </w:r>
     </w:p>
-    <w:tbl>
-      <w:tblPr>
-        <w:tblW w:type="auto" w:w="0"/>
-        <w:tblLook w:firstColumn="1" w:firstRow="1" w:lastColumn="0" w:lastRow="0" w:noHBand="0" w:noVBand="1" w:val="04A0"/>
-      </w:tblPr>
-      <w:tblGrid>
-        <w:gridCol w:w="2160"/>
-        <w:gridCol w:w="2160"/>
-        <w:gridCol w:w="2160"/>
-        <w:gridCol w:w="2160"/>
-      </w:tblGrid>
-      <w:tr>
-        <w:tc>
-          <w:tcPr>
-            <w:tcW w:type="dxa" w:w="2160"/>
-          </w:tcPr>
-          <w:p>
-            <w:r>
-              <w:t>Transport Type</w:t>
-            </w:r>
-          </w:p>
-        </w:tc>
-        <w:tc>
-          <w:tcPr>
-            <w:tcW w:type="dxa" w:w="2160"/>
-          </w:tcPr>
-          <w:p>
-            <w:r>
-              <w:t>Energy?</w:t>
-            </w:r>
-          </w:p>
-        </w:tc>
-        <w:tc>
-          <w:tcPr>
-            <w:tcW w:type="dxa" w:w="2160"/>
-          </w:tcPr>
-          <w:p>
-            <w:r>
-              <w:t>Direction</w:t>
-            </w:r>
-          </w:p>
-        </w:tc>
-        <w:tc>
-          <w:tcPr>
-            <w:tcW w:type="dxa" w:w="2160"/>
-          </w:tcPr>
-          <w:p>
-            <w:r>
-              <w:t>Example</w:t>
-            </w:r>
-          </w:p>
-        </w:tc>
-      </w:tr>
-      <w:tr>
-        <w:tc>
-          <w:tcPr>
-            <w:tcW w:type="dxa" w:w="2160"/>
-          </w:tcPr>
-          <w:p>
-            <w:r>
-              <w:t>Simple Diffusion</w:t>
-            </w:r>
-          </w:p>
-        </w:tc>
-        <w:tc>
-          <w:tcPr>
-            <w:tcW w:type="dxa" w:w="2160"/>
-          </w:tcPr>
-          <w:p>
-            <w:r>
-              <w:t>No</w:t>
-            </w:r>
-          </w:p>
-        </w:tc>
-        <w:tc>
-          <w:tcPr>
-            <w:tcW w:type="dxa" w:w="2160"/>
-          </w:tcPr>
-          <w:p>
-            <w:r>
-              <w:t>High → Low</w:t>
-            </w:r>
-          </w:p>
-        </w:tc>
-        <w:tc>
-          <w:tcPr>
-            <w:tcW w:type="dxa" w:w="2160"/>
-          </w:tcPr>
-          <w:p>
-            <w:r>
-              <w:t>O₂, CO₂</w:t>
-            </w:r>
-          </w:p>
-        </w:tc>
-      </w:tr>
-      <w:tr>
-        <w:tc>
-          <w:tcPr>
-            <w:tcW w:type="dxa" w:w="2160"/>
-          </w:tcPr>
-          <w:p>
-            <w:r>
-              <w:t>Facilitated Diffusion</w:t>
-            </w:r>
-          </w:p>
-        </w:tc>
-        <w:tc>
-          <w:tcPr>
-            <w:tcW w:type="dxa" w:w="2160"/>
-          </w:tcPr>
-          <w:p>
-            <w:r>
-              <w:t>No</w:t>
-            </w:r>
-          </w:p>
-        </w:tc>
-        <w:tc>
-          <w:tcPr>
-            <w:tcW w:type="dxa" w:w="2160"/>
-          </w:tcPr>
-          <w:p>
-            <w:r>
-              <w:t>High → Low</w:t>
-            </w:r>
-          </w:p>
-        </w:tc>
-        <w:tc>
-          <w:tcPr>
-            <w:tcW w:type="dxa" w:w="2160"/>
-          </w:tcPr>
-          <w:p>
-            <w:r>
-              <w:t>Glucose</w:t>
-            </w:r>
-          </w:p>
-        </w:tc>
-      </w:tr>
-      <w:tr>
-        <w:tc>
-          <w:tcPr>
-            <w:tcW w:type="dxa" w:w="2160"/>
-          </w:tcPr>
-          <w:p>
-            <w:r>
-              <w:t>Active Transport</w:t>
-            </w:r>
-          </w:p>
-        </w:tc>
-        <w:tc>
-          <w:tcPr>
-            <w:tcW w:type="dxa" w:w="2160"/>
-          </w:tcPr>
-          <w:p>
-            <w:r>
-              <w:t>Yes</w:t>
-            </w:r>
-          </w:p>
-        </w:tc>
-        <w:tc>
-          <w:tcPr>
-            <w:tcW w:type="dxa" w:w="2160"/>
-          </w:tcPr>
-          <w:p>
-            <w:r>
-              <w:t>Low → High</w:t>
-            </w:r>
-          </w:p>
-        </w:tc>
-        <w:tc>
-          <w:tcPr>
-            <w:tcW w:type="dxa" w:w="2160"/>
-          </w:tcPr>
-          <w:p>
-            <w:r>
-              <w:t>Na⁺/K⁺ pump</w:t>
-            </w:r>
-          </w:p>
-        </w:tc>
-      </w:tr>
-      <w:tr>
-        <w:tc>
-          <w:tcPr>
-            <w:tcW w:type="dxa" w:w="2160"/>
-          </w:tcPr>
-          <w:p>
-            <w:r>
-              <w:t>Endocytosis</w:t>
-            </w:r>
-          </w:p>
-        </w:tc>
-        <w:tc>
-          <w:tcPr>
-            <w:tcW w:type="dxa" w:w="2160"/>
-          </w:tcPr>
-          <w:p>
-            <w:r>
-              <w:t>Yes</w:t>
-            </w:r>
-          </w:p>
-        </w:tc>
-        <w:tc>
-          <w:tcPr>
-            <w:tcW w:type="dxa" w:w="2160"/>
-          </w:tcPr>
-          <w:p>
-            <w:r>
-              <w:t>Into cell</w:t>
-            </w:r>
-          </w:p>
-        </w:tc>
-        <w:tc>
-          <w:tcPr>
-            <w:tcW w:type="dxa" w:w="2160"/>
-          </w:tcPr>
-          <w:p>
-            <w:r>
-              <w:t>Phagocytosis</w:t>
-            </w:r>
-          </w:p>
-        </w:tc>
-      </w:tr>
-      <w:tr>
-        <w:tc>
-          <w:tcPr>
-            <w:tcW w:type="dxa" w:w="2160"/>
-          </w:tcPr>
-          <w:p>
-            <w:r>
-              <w:t>Exocytosis</w:t>
-            </w:r>
-          </w:p>
-        </w:tc>
-        <w:tc>
-          <w:tcPr>
-            <w:tcW w:type="dxa" w:w="2160"/>
-          </w:tcPr>
-          <w:p>
-            <w:r>
-              <w:t>Yes</w:t>
-            </w:r>
-          </w:p>
-        </w:tc>
-        <w:tc>
-          <w:tcPr>
-            <w:tcW w:type="dxa" w:w="2160"/>
-          </w:tcPr>
-          <w:p>
-            <w:r>
-              <w:t>Out of cell</w:t>
-            </w:r>
-          </w:p>
-        </w:tc>
-        <w:tc>
-          <w:tcPr>
-            <w:tcW w:type="dxa" w:w="2160"/>
-          </w:tcPr>
-          <w:p>
-            <w:r>
-              <w:t>Secretion</w:t>
-            </w:r>
-          </w:p>
-        </w:tc>
-      </w:tr>
-    </w:tbl>
+    <w:p>
+      <w:r>
+        <w:t xml:space="preserve">1. </w:t>
+      </w:r>
+      <w:r>
+        <w:t>The phospholipid bilayer forms a flexible boundary with hydrophilic and hydrophobic regions.</w:t>
+      </w:r>
+    </w:p>
+    <w:p>
+      <w:r>
+        <w:t xml:space="preserve">2. </w:t>
+      </w:r>
+      <w:r>
+        <w:t>Selective permeability controls which materials cross easily and which require help.</w:t>
+      </w:r>
+    </w:p>
+    <w:p>
+      <w:r>
+        <w:t xml:space="preserve">3. </w:t>
+      </w:r>
+      <w:r>
+        <w:t>Diffusion, osmosis, and facilitated diffusion move substances down gradients.</w:t>
+      </w:r>
+    </w:p>
+    <w:p>
+      <w:r>
+        <w:t xml:space="preserve">4. </w:t>
+      </w:r>
+      <w:r>
+        <w:t>Active transport uses energy to move substances against gradients.</w:t>
+      </w:r>
+    </w:p>
+    <w:p>
+      <w:r>
+        <w:t xml:space="preserve">5. </w:t>
+      </w:r>
+      <w:r>
+        <w:t>Tonicity predicts water movement and cell volume changes.</w:t>
+      </w:r>
+    </w:p>
     <w:p>
       <w:pPr>
         <w:pStyle w:val="Heading2"/>
@@ -524,13 +292,7 @@
         <w:t xml:space="preserve">1. </w:t>
       </w:r>
       <w:r>
-        <w:rPr>
-          <w:b/>
-        </w:rPr>
-        <w:t>Draw the phospholipid bilayer</w:t>
-      </w:r>
-      <w:r>
-        <w:t xml:space="preserve"> — Label heads and tails</w:t>
+        <w:t>Start with the module's central claim before memorizing vocabulary.</w:t>
       </w:r>
     </w:p>
     <w:p>
@@ -538,13 +300,7 @@
         <w:t xml:space="preserve">2. </w:t>
       </w:r>
       <w:r>
-        <w:rPr>
-          <w:b/>
-        </w:rPr>
-        <w:t>Memorize tonicity effects</w:t>
-      </w:r>
-      <w:r>
-        <w:t xml:space="preserve"> — Hypo = swell; Hyper = shrink</w:t>
+        <w:t>Use the same-numbered lab as the evidence check for the module.</w:t>
       </w:r>
     </w:p>
     <w:p>
@@ -552,13 +308,66 @@
         <w:t xml:space="preserve">3. </w:t>
       </w:r>
       <w:r>
-        <w:rPr>
-          <w:b/>
-        </w:rPr>
-        <w:t>Know the Na⁺/K⁺ pump</w:t>
+        <w:t>Explain one mechanism in words, then redraw it as a simple diagram.</w:t>
+      </w:r>
+    </w:p>
+    <w:p>
+      <w:r>
+        <w:t xml:space="preserve">4. </w:t>
       </w:r>
       <w:r>
-        <w:t xml:space="preserve"> — 3 Na⁺ out, 2 K⁺ in, uses ATP</w:t>
+        <w:t>Answer retrieval questions without notes, then revise with the terms list.</w:t>
+      </w:r>
+    </w:p>
+    <w:p>
+      <w:pPr>
+        <w:pStyle w:val="Heading2"/>
+      </w:pPr>
+      <w:r>
+        <w:t>Connected Lab</w:t>
+      </w:r>
+    </w:p>
+    <w:p>
+      <w:r>
+        <w:t xml:space="preserve">• </w:t>
+      </w:r>
+      <w:r>
+        <w:rPr>
+          <w:rFonts w:ascii="Courier New" w:hAnsi="Courier New"/>
+        </w:rPr>
+        <w:t>lab-05_viewing-life.md</w:t>
+      </w:r>
+    </w:p>
+    <w:p>
+      <w:pPr>
+        <w:pStyle w:val="Heading2"/>
+      </w:pPr>
+      <w:r>
+        <w:t>Generated Visuals</w:t>
+      </w:r>
+    </w:p>
+    <w:p>
+      <w:r>
+        <w:t xml:space="preserve">• </w:t>
+      </w:r>
+      <w:r>
+        <w:t>Module 05: Membranes Concept Map</w:t>
+      </w:r>
+    </w:p>
+    <w:p>
+      <w:r>
+        <w:t xml:space="preserve">• </w:t>
+      </w:r>
+      <w:r>
+        <w:t>Module 05: Membranes Process Model</w:t>
+      </w:r>
+    </w:p>
+    <w:p>
+      <w:r>
+        <w:t xml:space="preserve">• </w:t>
+      </w:r>
+      <w:r>
+        <w:t>Module 05: Membranes Retrieval Card</w:t>
       </w:r>
     </w:p>
     <w:sectPr>
